--- a/Manuscript_NonTarget.docx
+++ b/Manuscript_NonTarget.docx
@@ -101,54 +101,38 @@
           <w:rFonts w:ascii="Times" w:hAnsi="Times" w:cs="Courier New"/>
           <w:sz w:val="24"/>
           <w:szCs w:val="24"/>
-        </w:rPr>
-      </w:pPr>
-      <w:proofErr w:type="spellStart"/>
-      <w:r>
-        <w:rPr>
-          <w:rFonts w:ascii="Times" w:hAnsi="Times" w:cs="Courier New"/>
-          <w:sz w:val="24"/>
-          <w:szCs w:val="24"/>
-        </w:rPr>
-        <w:t>Names</w:t>
-      </w:r>
-      <w:proofErr w:type="spellEnd"/>
-      <w:r>
-        <w:rPr>
-          <w:rFonts w:ascii="Times" w:hAnsi="Times" w:cs="Courier New"/>
-          <w:sz w:val="24"/>
-          <w:szCs w:val="24"/>
-        </w:rPr>
-        <w:t xml:space="preserve"> and </w:t>
-      </w:r>
-      <w:proofErr w:type="spellStart"/>
-      <w:r>
-        <w:rPr>
-          <w:rFonts w:ascii="Times" w:hAnsi="Times" w:cs="Courier New"/>
-          <w:sz w:val="24"/>
-          <w:szCs w:val="24"/>
-        </w:rPr>
-        <w:t>affiliations</w:t>
-      </w:r>
-      <w:proofErr w:type="spellEnd"/>
-    </w:p>
-    <w:p>
-      <w:pPr>
-        <w:jc w:val="both"/>
-        <w:rPr>
-          <w:rFonts w:ascii="Times" w:hAnsi="Times" w:cs="Courier New"/>
-          <w:sz w:val="24"/>
-          <w:szCs w:val="24"/>
-        </w:rPr>
-      </w:pPr>
-    </w:p>
-    <w:p>
-      <w:pPr>
-        <w:jc w:val="both"/>
-        <w:rPr>
-          <w:rFonts w:ascii="Times" w:hAnsi="Times" w:cs="Courier New"/>
-          <w:sz w:val="24"/>
-          <w:szCs w:val="24"/>
+          <w:lang w:val="en-US"/>
+        </w:rPr>
+      </w:pPr>
+      <w:r>
+        <w:rPr>
+          <w:rFonts w:ascii="Times" w:hAnsi="Times" w:cs="Courier New"/>
+          <w:sz w:val="24"/>
+          <w:szCs w:val="24"/>
+          <w:lang w:val="en-US"/>
+        </w:rPr>
+        <w:t>Names and affiliations</w:t>
+      </w:r>
+    </w:p>
+    <w:p>
+      <w:pPr>
+        <w:jc w:val="both"/>
+        <w:rPr>
+          <w:rFonts w:ascii="Times" w:hAnsi="Times" w:cs="Courier New"/>
+          <w:sz w:val="24"/>
+          <w:szCs w:val="24"/>
+          <w:lang w:val="en-US"/>
+        </w:rPr>
+      </w:pPr>
+    </w:p>
+    <w:p>
+      <w:pPr>
+        <w:jc w:val="both"/>
+        <w:rPr>
+          <w:rFonts w:ascii="Times" w:hAnsi="Times" w:cs="Courier New"/>
+          <w:sz w:val="24"/>
+          <w:szCs w:val="24"/>
+          <w:lang w:val="en-US"/>
         </w:rPr>
       </w:pPr>
     </w:p>
@@ -654,6 +638,321 @@
           <w:lang w:val="en-US"/>
         </w:rPr>
       </w:pPr>
+      <w:r>
+        <w:rPr>
+          <w:rFonts w:ascii="Times" w:hAnsi="Times" w:cs="Courier New"/>
+          <w:sz w:val="24"/>
+          <w:szCs w:val="24"/>
+          <w:lang w:val="en-US"/>
+        </w:rPr>
+        <w:t>Variety of different tools -&gt; some are hard to use / understand. Leading to a lot of time that needs to be invested to understand and learn the program. Sometimes this is the primary reason, why people are reserved of conducting untargeted analyses of their samples.</w:t>
+      </w:r>
+    </w:p>
+    <w:p>
+      <w:pPr>
+        <w:jc w:val="both"/>
+        <w:rPr>
+          <w:rFonts w:ascii="Times" w:hAnsi="Times" w:cs="Courier New"/>
+          <w:sz w:val="24"/>
+          <w:szCs w:val="24"/>
+          <w:lang w:val="en-US"/>
+        </w:rPr>
+      </w:pPr>
+      <w:r>
+        <w:rPr>
+          <w:rFonts w:ascii="Times" w:hAnsi="Times" w:cs="Courier New"/>
+          <w:sz w:val="24"/>
+          <w:szCs w:val="24"/>
+          <w:lang w:val="en-US"/>
+        </w:rPr>
+        <w:t xml:space="preserve">Tools are mostly a black box. No information is given on how good the predicted formula matches with the experimental data. This sometimes leads to doubts of the whole analysis. Especially if also “easy to identify” isotope patterns (as are present in e.g. chlorine or bromine) are not predicted correctly. A method is needed to give the experimenter a clue about the reliability of the prediction (score &amp; </w:t>
+      </w:r>
+      <w:proofErr w:type="spellStart"/>
+      <w:r>
+        <w:rPr>
+          <w:rFonts w:ascii="Times" w:hAnsi="Times" w:cs="Courier New"/>
+          <w:sz w:val="24"/>
+          <w:szCs w:val="24"/>
+          <w:lang w:val="en-US"/>
+        </w:rPr>
+        <w:t>isotopologue</w:t>
+      </w:r>
+      <w:proofErr w:type="spellEnd"/>
+      <w:r>
+        <w:rPr>
+          <w:rFonts w:ascii="Times" w:hAnsi="Times" w:cs="Courier New"/>
+          <w:sz w:val="24"/>
+          <w:szCs w:val="24"/>
+          <w:lang w:val="en-US"/>
+        </w:rPr>
+        <w:t xml:space="preserve"> matching plot).</w:t>
+      </w:r>
+    </w:p>
+    <w:p>
+      <w:pPr>
+        <w:jc w:val="both"/>
+        <w:rPr>
+          <w:rFonts w:ascii="Times" w:hAnsi="Times" w:cs="Courier New"/>
+          <w:sz w:val="24"/>
+          <w:szCs w:val="24"/>
+          <w:lang w:val="en-US"/>
+        </w:rPr>
+      </w:pPr>
+      <w:r>
+        <w:rPr>
+          <w:rFonts w:ascii="Times" w:hAnsi="Times" w:cs="Courier New"/>
+          <w:sz w:val="24"/>
+          <w:szCs w:val="24"/>
+          <w:lang w:val="en-US"/>
+        </w:rPr>
+        <w:t>A method to i</w:t>
+      </w:r>
+      <w:r>
+        <w:rPr>
+          <w:rFonts w:ascii="Times" w:hAnsi="Times" w:cs="Courier New"/>
+          <w:sz w:val="24"/>
+          <w:szCs w:val="24"/>
+          <w:lang w:val="en-US"/>
+        </w:rPr>
+        <w:t xml:space="preserve">ncrease informational value of the untargeted analysis, structural information should also be acquired. This is usually done with MS/MS experiments. </w:t>
+      </w:r>
+      <w:r>
+        <w:rPr>
+          <w:rFonts w:ascii="Times" w:hAnsi="Times" w:cs="Courier New"/>
+          <w:sz w:val="24"/>
+          <w:szCs w:val="24"/>
+          <w:lang w:val="en-US"/>
+        </w:rPr>
+        <w:t>To acquire MS/MS spectra of</w:t>
+      </w:r>
+      <w:r>
+        <w:rPr>
+          <w:rFonts w:ascii="Times" w:hAnsi="Times" w:cs="Courier New"/>
+          <w:sz w:val="24"/>
+          <w:szCs w:val="24"/>
+          <w:lang w:val="en-US"/>
+        </w:rPr>
+        <w:t xml:space="preserve"> isolated</w:t>
+      </w:r>
+      <w:r>
+        <w:rPr>
+          <w:rFonts w:ascii="Times" w:hAnsi="Times" w:cs="Courier New"/>
+          <w:sz w:val="24"/>
+          <w:szCs w:val="24"/>
+          <w:lang w:val="en-US"/>
+        </w:rPr>
+        <w:t xml:space="preserve"> compounds during an untargeted analysis, an inclusion list of the molecular ions needs to be provided. This inclusion list is typically constructed from a first experiment</w:t>
+      </w:r>
+      <w:r>
+        <w:rPr>
+          <w:rFonts w:ascii="Times" w:hAnsi="Times" w:cs="Courier New"/>
+          <w:sz w:val="24"/>
+          <w:szCs w:val="24"/>
+          <w:lang w:val="en-US"/>
+        </w:rPr>
+        <w:t xml:space="preserve"> (UHPLC-UHRMS)</w:t>
+      </w:r>
+      <w:r>
+        <w:rPr>
+          <w:rFonts w:ascii="Times" w:hAnsi="Times" w:cs="Courier New"/>
+          <w:sz w:val="24"/>
+          <w:szCs w:val="24"/>
+          <w:lang w:val="en-US"/>
+        </w:rPr>
+        <w:t>, in which</w:t>
+      </w:r>
+      <w:r>
+        <w:rPr>
+          <w:rFonts w:ascii="Times" w:hAnsi="Times" w:cs="Courier New"/>
+          <w:sz w:val="24"/>
+          <w:szCs w:val="24"/>
+          <w:lang w:val="en-US"/>
+        </w:rPr>
+        <w:t xml:space="preserve"> </w:t>
+      </w:r>
+      <w:r>
+        <w:rPr>
+          <w:rFonts w:ascii="Times" w:hAnsi="Times" w:cs="Courier New"/>
+          <w:sz w:val="24"/>
+          <w:szCs w:val="24"/>
+          <w:lang w:val="en-US"/>
+        </w:rPr>
+        <w:t>full scan</w:t>
+      </w:r>
+      <w:r>
+        <w:rPr>
+          <w:rFonts w:ascii="Times" w:hAnsi="Times" w:cs="Courier New"/>
+          <w:sz w:val="24"/>
+          <w:szCs w:val="24"/>
+          <w:lang w:val="en-US"/>
+        </w:rPr>
+        <w:t xml:space="preserve"> spectra are</w:t>
+      </w:r>
+      <w:r>
+        <w:rPr>
+          <w:rFonts w:ascii="Times" w:hAnsi="Times" w:cs="Courier New"/>
+          <w:sz w:val="24"/>
+          <w:szCs w:val="24"/>
+          <w:lang w:val="en-US"/>
+        </w:rPr>
+        <w:t xml:space="preserve"> measured to identify peaks</w:t>
+      </w:r>
+      <w:r>
+        <w:rPr>
+          <w:rFonts w:ascii="Times" w:hAnsi="Times" w:cs="Courier New"/>
+          <w:sz w:val="24"/>
+          <w:szCs w:val="24"/>
+          <w:lang w:val="en-US"/>
+        </w:rPr>
+        <w:t xml:space="preserve"> (mass-to-charge and retention time)</w:t>
+      </w:r>
+      <w:r>
+        <w:rPr>
+          <w:rFonts w:ascii="Times" w:hAnsi="Times" w:cs="Courier New"/>
+          <w:sz w:val="24"/>
+          <w:szCs w:val="24"/>
+          <w:lang w:val="en-US"/>
+        </w:rPr>
+        <w:t xml:space="preserve"> in the chromatogram</w:t>
+      </w:r>
+      <w:r>
+        <w:rPr>
+          <w:rFonts w:ascii="Times" w:hAnsi="Times" w:cs="Courier New"/>
+          <w:sz w:val="24"/>
+          <w:szCs w:val="24"/>
+          <w:lang w:val="en-US"/>
+        </w:rPr>
+        <w:t xml:space="preserve">. </w:t>
+      </w:r>
+      <w:proofErr w:type="gramStart"/>
+      <w:r>
+        <w:rPr>
+          <w:rFonts w:ascii="Times" w:hAnsi="Times" w:cs="Courier New"/>
+          <w:sz w:val="24"/>
+          <w:szCs w:val="24"/>
+          <w:lang w:val="en-US"/>
+        </w:rPr>
+        <w:t>Those information</w:t>
+      </w:r>
+      <w:proofErr w:type="gramEnd"/>
+      <w:r>
+        <w:rPr>
+          <w:rFonts w:ascii="Times" w:hAnsi="Times" w:cs="Courier New"/>
+          <w:sz w:val="24"/>
+          <w:szCs w:val="24"/>
+          <w:lang w:val="en-US"/>
+        </w:rPr>
+        <w:t xml:space="preserve"> are then used to create said inclusion list which is then used in a succeeding experiment, where isolated MS/MS spectra are acquired for all identified peaks/unique compounds. If however, a compound was not found in the first experiment, no MS/MS data will be available. Another drawback is that for every analysis, two experiments are needed, increasing device utilization and workload for the experimenter. </w:t>
+      </w:r>
+    </w:p>
+    <w:p>
+      <w:pPr>
+        <w:jc w:val="both"/>
+        <w:rPr>
+          <w:rFonts w:ascii="Times" w:hAnsi="Times" w:cs="Courier New"/>
+          <w:sz w:val="24"/>
+          <w:szCs w:val="24"/>
+          <w:lang w:val="en-US"/>
+        </w:rPr>
+      </w:pPr>
+      <w:r>
+        <w:rPr>
+          <w:rFonts w:ascii="Times" w:hAnsi="Times" w:cs="Courier New"/>
+          <w:sz w:val="24"/>
+          <w:szCs w:val="24"/>
+          <w:lang w:val="en-US"/>
+        </w:rPr>
+        <w:t xml:space="preserve">If a combination of full scan &amp; AIF experiments (alternating) </w:t>
+      </w:r>
+      <w:proofErr w:type="gramStart"/>
+      <w:r>
+        <w:rPr>
+          <w:rFonts w:ascii="Times" w:hAnsi="Times" w:cs="Courier New"/>
+          <w:sz w:val="24"/>
+          <w:szCs w:val="24"/>
+          <w:lang w:val="en-US"/>
+        </w:rPr>
+        <w:t>are</w:t>
+      </w:r>
+      <w:proofErr w:type="gramEnd"/>
+      <w:r>
+        <w:rPr>
+          <w:rFonts w:ascii="Times" w:hAnsi="Times" w:cs="Courier New"/>
+          <w:sz w:val="24"/>
+          <w:szCs w:val="24"/>
+          <w:lang w:val="en-US"/>
+        </w:rPr>
+        <w:t xml:space="preserve"> used for the analysis, all information can be acquired in a single experiment, reducing device utilization and workload for the experimenter. In addition, </w:t>
+      </w:r>
+      <w:r>
+        <w:rPr>
+          <w:rFonts w:ascii="Times" w:hAnsi="Times" w:cs="Courier New"/>
+          <w:sz w:val="24"/>
+          <w:szCs w:val="24"/>
+          <w:lang w:val="en-US"/>
+        </w:rPr>
+        <w:t>all the ions are fragmented, regardless of if they are known to the experimenter or not</w:t>
+      </w:r>
+      <w:r>
+        <w:rPr>
+          <w:rFonts w:ascii="Times" w:hAnsi="Times" w:cs="Courier New"/>
+          <w:sz w:val="24"/>
+          <w:szCs w:val="24"/>
+          <w:lang w:val="en-US"/>
+        </w:rPr>
+        <w:t xml:space="preserve">. </w:t>
+      </w:r>
+      <w:r>
+        <w:rPr>
+          <w:rFonts w:ascii="Times" w:hAnsi="Times" w:cs="Courier New"/>
+          <w:sz w:val="24"/>
+          <w:szCs w:val="24"/>
+          <w:lang w:val="en-US"/>
+        </w:rPr>
+        <w:t xml:space="preserve">This shows that no information about the sample </w:t>
+      </w:r>
+      <w:proofErr w:type="gramStart"/>
+      <w:r>
+        <w:rPr>
+          <w:rFonts w:ascii="Times" w:hAnsi="Times" w:cs="Courier New"/>
+          <w:sz w:val="24"/>
+          <w:szCs w:val="24"/>
+          <w:lang w:val="en-US"/>
+        </w:rPr>
+        <w:t>are</w:t>
+      </w:r>
+      <w:proofErr w:type="gramEnd"/>
+      <w:r>
+        <w:rPr>
+          <w:rFonts w:ascii="Times" w:hAnsi="Times" w:cs="Courier New"/>
+          <w:sz w:val="24"/>
+          <w:szCs w:val="24"/>
+          <w:lang w:val="en-US"/>
+        </w:rPr>
+        <w:t xml:space="preserve"> lost, because the experimenter forgot to add a compound to the inclusion list. The raw data of such a UHPLC-HRMS (full scan &amp; AIF) experiment are basically a perfect copy of all the compounds that are present in the sample, regardless of if they are known during time of measurement or not. No information is lost. </w:t>
+      </w:r>
+    </w:p>
+    <w:p>
+      <w:pPr>
+        <w:jc w:val="both"/>
+        <w:rPr>
+          <w:rFonts w:ascii="Times" w:hAnsi="Times" w:cs="Courier New"/>
+          <w:sz w:val="24"/>
+          <w:szCs w:val="24"/>
+          <w:lang w:val="en-US"/>
+        </w:rPr>
+      </w:pPr>
+    </w:p>
+    <w:p>
+      <w:pPr>
+        <w:jc w:val="both"/>
+        <w:rPr>
+          <w:rFonts w:ascii="Times" w:hAnsi="Times" w:cs="Courier New"/>
+          <w:sz w:val="24"/>
+          <w:szCs w:val="24"/>
+          <w:lang w:val="en-US"/>
+        </w:rPr>
+      </w:pPr>
     </w:p>
     <w:p>
       <w:pPr>
@@ -1132,6 +1431,7 @@
         <w:rPr>
           <w:lang w:val="en-US"/>
         </w:rPr>
+        <w:lastRenderedPageBreak/>
         <w:t>Discussion</w:t>
       </w:r>
     </w:p>
